--- a/tillsyn/A 58518-2022 tillsynsbegäran.docx
+++ b/tillsyn/A 58518-2022 tillsynsbegäran.docx
@@ -679,7 +679,7 @@
     <w:r>
       <w:tab/>
       <w:tab/>
-      <w:t>2026-09-14</w:t>
+      <w:t>2026-09-15</w:t>
       <w:br/>
       <w:br/>
     </w:r>

--- a/tillsyn/A 58518-2022 tillsynsbegäran.docx
+++ b/tillsyn/A 58518-2022 tillsynsbegäran.docx
@@ -679,7 +679,7 @@
     <w:r>
       <w:tab/>
       <w:tab/>
-      <w:t>2026-09-15</w:t>
+      <w:t>2026-09-16</w:t>
       <w:br/>
       <w:br/>
     </w:r>

--- a/tillsyn/A 58518-2022 tillsynsbegäran.docx
+++ b/tillsyn/A 58518-2022 tillsynsbegäran.docx
@@ -679,7 +679,7 @@
     <w:r>
       <w:tab/>
       <w:tab/>
-      <w:t>2026-09-16</w:t>
+      <w:t>2026-09-17</w:t>
       <w:br/>
       <w:br/>
     </w:r>

--- a/tillsyn/A 58518-2022 tillsynsbegäran.docx
+++ b/tillsyn/A 58518-2022 tillsynsbegäran.docx
@@ -679,7 +679,7 @@
     <w:r>
       <w:tab/>
       <w:tab/>
-      <w:t>2026-09-17</w:t>
+      <w:t>2026-09-18</w:t>
       <w:br/>
       <w:br/>
     </w:r>

--- a/tillsyn/A 58518-2022 tillsynsbegäran.docx
+++ b/tillsyn/A 58518-2022 tillsynsbegäran.docx
@@ -679,7 +679,7 @@
     <w:r>
       <w:tab/>
       <w:tab/>
-      <w:t>2026-09-18</w:t>
+      <w:t>2026-09-19</w:t>
       <w:br/>
       <w:br/>
     </w:r>

--- a/tillsyn/A 58518-2022 tillsynsbegäran.docx
+++ b/tillsyn/A 58518-2022 tillsynsbegäran.docx
@@ -679,7 +679,7 @@
     <w:r>
       <w:tab/>
       <w:tab/>
-      <w:t>2026-09-19</w:t>
+      <w:t>2026-09-21</w:t>
       <w:br/>
       <w:br/>
     </w:r>

--- a/tillsyn/A 58518-2022 tillsynsbegäran.docx
+++ b/tillsyn/A 58518-2022 tillsynsbegäran.docx
@@ -22,7 +22,7 @@
       <w:r>
         <w:drawing>
           <wp:inline xmlns:a="http://schemas.openxmlformats.org/drawingml/2006/main" xmlns:pic="http://schemas.openxmlformats.org/drawingml/2006/picture">
-            <wp:extent cx="5486400" cy="4492815"/>
+            <wp:extent cx="5486400" cy="4364610"/>
             <wp:docPr id="1" name="Picture 1"/>
             <wp:cNvGraphicFramePr>
               <a:graphicFrameLocks noChangeAspect="1"/>
@@ -43,7 +43,7 @@
                   <pic:spPr>
                     <a:xfrm>
                       <a:off x="0" y="0"/>
-                      <a:ext cx="5486400" cy="4492815"/>
+                      <a:ext cx="5486400" cy="4364610"/>
                     </a:xfrm>
                     <a:prstGeom prst="rect"/>
                   </pic:spPr>
@@ -65,7 +65,7 @@
     </w:p>
     <w:p>
       <w:r>
-        <w:t>I avverkningsanmälan finns fynd av 9 naturvårdsarter, varav 4 är rödlistade, 9 är fridlysta och 2 är typiska (T): björktrast (NT, §4), drillsnäppa (NT, §4), sötgräs (NT, §7), tretåig hackspett (NT, T, §4), spillkråka (T, §4), gröngöling (§4), havsörn (§4), kungsfågel (§4) och sångsvan (§4). Se Figur 1.</w:t>
+        <w:t>I avverkningsanmälan finns fynd av 11 naturvårdsarter, varav 5 är rödlistade, 11 är fridlysta och 3 är typiska (T): björktrast (NT, §4), drillsnäppa (NT, §4), rödvingetrast (NT, §4), sötgräs (NT, §7), tretåig hackspett (NT, T, §4), bergfink (T, §4), spillkråka (T, §4), gröngöling (§4), havsörn (§4), kungsfågel (§4) och sångsvan (§4). Se Figur 1.</w:t>
       </w:r>
     </w:p>
     <w:p>
@@ -137,6 +137,26 @@
       </w:r>
       <w:r>
         <w:t xml:space="preserve"> (Skogsstyrelsen, 2016; SLU Artdatabanken, 2024).</w:t>
+      </w:r>
+    </w:p>
+    <w:p>
+      <w:r>
+        <w:rPr>
+          <w:b/>
+        </w:rPr>
+        <w:t>Bergfink (§4)</w:t>
+      </w:r>
+      <w:r>
+        <w:t xml:space="preserve"> häckar i barr- och blandskog samt i fjällbjörkskog. Den förekommer i Norrland, västra Dalarna och norra Värmland samt sparsamt till sällsynt vidare söderut till mellersta Värmland, norra Västmanland och södra Gästrikland. Bergfink är typisk art för </w:t>
+      </w:r>
+      <w:r>
+        <w:rPr>
+          <w:i/>
+        </w:rPr>
+        <w:t>9040 Fjällbjörkskog</w:t>
+      </w:r>
+      <w:r>
+        <w:t xml:space="preserve"> (SLU Artdatabanken, 2025).</w:t>
       </w:r>
     </w:p>
     <w:p>
@@ -679,7 +699,7 @@
     <w:r>
       <w:tab/>
       <w:tab/>
-      <w:t>2026-09-21</w:t>
+      <w:t>2026-09-23</w:t>
       <w:br/>
       <w:br/>
     </w:r>

--- a/tillsyn/A 58518-2022 tillsynsbegäran.docx
+++ b/tillsyn/A 58518-2022 tillsynsbegäran.docx
@@ -699,7 +699,7 @@
     <w:r>
       <w:tab/>
       <w:tab/>
-      <w:t>2026-09-23</w:t>
+      <w:t>2026-09-24</w:t>
       <w:br/>
       <w:br/>
     </w:r>

--- a/tillsyn/A 58518-2022 tillsynsbegäran.docx
+++ b/tillsyn/A 58518-2022 tillsynsbegäran.docx
@@ -699,7 +699,7 @@
     <w:r>
       <w:tab/>
       <w:tab/>
-      <w:t>2026-09-24</w:t>
+      <w:t>2026-09-25</w:t>
       <w:br/>
       <w:br/>
     </w:r>

--- a/tillsyn/A 58518-2022 tillsynsbegäran.docx
+++ b/tillsyn/A 58518-2022 tillsynsbegäran.docx
@@ -699,7 +699,7 @@
     <w:r>
       <w:tab/>
       <w:tab/>
-      <w:t>2026-09-25</w:t>
+      <w:t>2026-09-26</w:t>
       <w:br/>
       <w:br/>
     </w:r>

--- a/tillsyn/A 58518-2022 tillsynsbegäran.docx
+++ b/tillsyn/A 58518-2022 tillsynsbegäran.docx
@@ -699,7 +699,7 @@
     <w:r>
       <w:tab/>
       <w:tab/>
-      <w:t>2026-09-26</w:t>
+      <w:t>2026-09-27</w:t>
       <w:br/>
       <w:br/>
     </w:r>

--- a/tillsyn/A 58518-2022 tillsynsbegäran.docx
+++ b/tillsyn/A 58518-2022 tillsynsbegäran.docx
@@ -699,7 +699,7 @@
     <w:r>
       <w:tab/>
       <w:tab/>
-      <w:t>2026-09-27</w:t>
+      <w:t>2026-09-28</w:t>
       <w:br/>
       <w:br/>
     </w:r>

--- a/tillsyn/A 58518-2022 tillsynsbegäran.docx
+++ b/tillsyn/A 58518-2022 tillsynsbegäran.docx
@@ -699,7 +699,7 @@
     <w:r>
       <w:tab/>
       <w:tab/>
-      <w:t>2026-09-28</w:t>
+      <w:t>2026-09-29</w:t>
       <w:br/>
       <w:br/>
     </w:r>

--- a/tillsyn/A 58518-2022 tillsynsbegäran.docx
+++ b/tillsyn/A 58518-2022 tillsynsbegäran.docx
@@ -699,7 +699,7 @@
     <w:r>
       <w:tab/>
       <w:tab/>
-      <w:t>2026-09-29</w:t>
+      <w:t>2026-09-30</w:t>
       <w:br/>
       <w:br/>
     </w:r>

--- a/tillsyn/A 58518-2022 tillsynsbegäran.docx
+++ b/tillsyn/A 58518-2022 tillsynsbegäran.docx
@@ -699,7 +699,7 @@
     <w:r>
       <w:tab/>
       <w:tab/>
-      <w:t>2026-09-30</w:t>
+      <w:t>2026-10-01</w:t>
       <w:br/>
       <w:br/>
     </w:r>

--- a/tillsyn/A 58518-2022 tillsynsbegäran.docx
+++ b/tillsyn/A 58518-2022 tillsynsbegäran.docx
@@ -699,7 +699,7 @@
     <w:r>
       <w:tab/>
       <w:tab/>
-      <w:t>2026-10-01</w:t>
+      <w:t>2026-10-02</w:t>
       <w:br/>
       <w:br/>
     </w:r>

--- a/tillsyn/A 58518-2022 tillsynsbegäran.docx
+++ b/tillsyn/A 58518-2022 tillsynsbegäran.docx
@@ -699,7 +699,7 @@
     <w:r>
       <w:tab/>
       <w:tab/>
-      <w:t>2026-10-02</w:t>
+      <w:t>2026-10-03</w:t>
       <w:br/>
       <w:br/>
     </w:r>

--- a/tillsyn/A 58518-2022 tillsynsbegäran.docx
+++ b/tillsyn/A 58518-2022 tillsynsbegäran.docx
@@ -699,7 +699,7 @@
     <w:r>
       <w:tab/>
       <w:tab/>
-      <w:t>2026-10-03</w:t>
+      <w:t>2026-10-04</w:t>
       <w:br/>
       <w:br/>
     </w:r>

--- a/tillsyn/A 58518-2022 tillsynsbegäran.docx
+++ b/tillsyn/A 58518-2022 tillsynsbegäran.docx
@@ -699,7 +699,7 @@
     <w:r>
       <w:tab/>
       <w:tab/>
-      <w:t>2026-10-04</w:t>
+      <w:t>2026-10-05</w:t>
       <w:br/>
       <w:br/>
     </w:r>

--- a/tillsyn/A 58518-2022 tillsynsbegäran.docx
+++ b/tillsyn/A 58518-2022 tillsynsbegäran.docx
@@ -699,7 +699,7 @@
     <w:r>
       <w:tab/>
       <w:tab/>
-      <w:t>2026-10-05</w:t>
+      <w:t>2026-10-06</w:t>
       <w:br/>
       <w:br/>
     </w:r>

--- a/tillsyn/A 58518-2022 tillsynsbegäran.docx
+++ b/tillsyn/A 58518-2022 tillsynsbegäran.docx
@@ -699,7 +699,7 @@
     <w:r>
       <w:tab/>
       <w:tab/>
-      <w:t>2026-10-06</w:t>
+      <w:t>2026-10-07</w:t>
       <w:br/>
       <w:br/>
     </w:r>

--- a/tillsyn/A 58518-2022 tillsynsbegäran.docx
+++ b/tillsyn/A 58518-2022 tillsynsbegäran.docx
@@ -699,7 +699,7 @@
     <w:r>
       <w:tab/>
       <w:tab/>
-      <w:t>2026-10-07</w:t>
+      <w:t>2026-10-08</w:t>
       <w:br/>
       <w:br/>
     </w:r>

--- a/tillsyn/A 58518-2022 tillsynsbegäran.docx
+++ b/tillsyn/A 58518-2022 tillsynsbegäran.docx
@@ -699,7 +699,7 @@
     <w:r>
       <w:tab/>
       <w:tab/>
-      <w:t>2026-10-08</w:t>
+      <w:t>2026-10-09</w:t>
       <w:br/>
       <w:br/>
     </w:r>

--- a/tillsyn/A 58518-2022 tillsynsbegäran.docx
+++ b/tillsyn/A 58518-2022 tillsynsbegäran.docx
@@ -699,7 +699,7 @@
     <w:r>
       <w:tab/>
       <w:tab/>
-      <w:t>2026-10-09</w:t>
+      <w:t>2026-10-10</w:t>
       <w:br/>
       <w:br/>
     </w:r>

--- a/tillsyn/A 58518-2022 tillsynsbegäran.docx
+++ b/tillsyn/A 58518-2022 tillsynsbegäran.docx
@@ -699,7 +699,7 @@
     <w:r>
       <w:tab/>
       <w:tab/>
-      <w:t>2026-10-10</w:t>
+      <w:t>2026-10-11</w:t>
       <w:br/>
       <w:br/>
     </w:r>

--- a/tillsyn/A 58518-2022 tillsynsbegäran.docx
+++ b/tillsyn/A 58518-2022 tillsynsbegäran.docx
@@ -699,7 +699,7 @@
     <w:r>
       <w:tab/>
       <w:tab/>
-      <w:t>2026-10-11</w:t>
+      <w:t>2026-10-12</w:t>
       <w:br/>
       <w:br/>
     </w:r>

--- a/tillsyn/A 58518-2022 tillsynsbegäran.docx
+++ b/tillsyn/A 58518-2022 tillsynsbegäran.docx
@@ -699,7 +699,7 @@
     <w:r>
       <w:tab/>
       <w:tab/>
-      <w:t>2026-10-12</w:t>
+      <w:t>2026-10-13</w:t>
       <w:br/>
       <w:br/>
     </w:r>

--- a/tillsyn/A 58518-2022 tillsynsbegäran.docx
+++ b/tillsyn/A 58518-2022 tillsynsbegäran.docx
@@ -699,7 +699,7 @@
     <w:r>
       <w:tab/>
       <w:tab/>
-      <w:t>2026-10-13</w:t>
+      <w:t>2026-10-14</w:t>
       <w:br/>
       <w:br/>
     </w:r>

--- a/tillsyn/A 58518-2022 tillsynsbegäran.docx
+++ b/tillsyn/A 58518-2022 tillsynsbegäran.docx
@@ -699,7 +699,7 @@
     <w:r>
       <w:tab/>
       <w:tab/>
-      <w:t>2026-10-14</w:t>
+      <w:t>2026-10-15</w:t>
       <w:br/>
       <w:br/>
     </w:r>

--- a/tillsyn/A 58518-2022 tillsynsbegäran.docx
+++ b/tillsyn/A 58518-2022 tillsynsbegäran.docx
@@ -699,7 +699,7 @@
     <w:r>
       <w:tab/>
       <w:tab/>
-      <w:t>2026-10-15</w:t>
+      <w:t>2026-10-16</w:t>
       <w:br/>
       <w:br/>
     </w:r>

--- a/tillsyn/A 58518-2022 tillsynsbegäran.docx
+++ b/tillsyn/A 58518-2022 tillsynsbegäran.docx
@@ -699,7 +699,7 @@
     <w:r>
       <w:tab/>
       <w:tab/>
-      <w:t>2026-10-16</w:t>
+      <w:t>2026-10-17</w:t>
       <w:br/>
       <w:br/>
     </w:r>

--- a/tillsyn/A 58518-2022 tillsynsbegäran.docx
+++ b/tillsyn/A 58518-2022 tillsynsbegäran.docx
@@ -699,7 +699,7 @@
     <w:r>
       <w:tab/>
       <w:tab/>
-      <w:t>2026-10-17</w:t>
+      <w:t>2026-10-18</w:t>
       <w:br/>
       <w:br/>
     </w:r>

--- a/tillsyn/A 58518-2022 tillsynsbegäran.docx
+++ b/tillsyn/A 58518-2022 tillsynsbegäran.docx
@@ -699,7 +699,7 @@
     <w:r>
       <w:tab/>
       <w:tab/>
-      <w:t>2026-10-18</w:t>
+      <w:t>2026-10-19</w:t>
       <w:br/>
       <w:br/>
     </w:r>

--- a/tillsyn/A 58518-2022 tillsynsbegäran.docx
+++ b/tillsyn/A 58518-2022 tillsynsbegäran.docx
@@ -699,7 +699,7 @@
     <w:r>
       <w:tab/>
       <w:tab/>
-      <w:t>2026-10-19</w:t>
+      <w:t>2026-10-20</w:t>
       <w:br/>
       <w:br/>
     </w:r>

--- a/tillsyn/A 58518-2022 tillsynsbegäran.docx
+++ b/tillsyn/A 58518-2022 tillsynsbegäran.docx
@@ -699,7 +699,7 @@
     <w:r>
       <w:tab/>
       <w:tab/>
-      <w:t>2026-10-20</w:t>
+      <w:t>2026-10-21</w:t>
       <w:br/>
       <w:br/>
     </w:r>

--- a/tillsyn/A 58518-2022 tillsynsbegäran.docx
+++ b/tillsyn/A 58518-2022 tillsynsbegäran.docx
@@ -699,7 +699,7 @@
     <w:r>
       <w:tab/>
       <w:tab/>
-      <w:t>2026-10-21</w:t>
+      <w:t>2026-10-22</w:t>
       <w:br/>
       <w:br/>
     </w:r>

--- a/tillsyn/A 58518-2022 tillsynsbegäran.docx
+++ b/tillsyn/A 58518-2022 tillsynsbegäran.docx
@@ -699,7 +699,7 @@
     <w:r>
       <w:tab/>
       <w:tab/>
-      <w:t>2026-10-22</w:t>
+      <w:t>2026-10-23</w:t>
       <w:br/>
       <w:br/>
     </w:r>

--- a/tillsyn/A 58518-2022 tillsynsbegäran.docx
+++ b/tillsyn/A 58518-2022 tillsynsbegäran.docx
@@ -699,7 +699,7 @@
     <w:r>
       <w:tab/>
       <w:tab/>
-      <w:t>2026-10-23</w:t>
+      <w:t>2026-10-24</w:t>
       <w:br/>
       <w:br/>
     </w:r>

--- a/tillsyn/A 58518-2022 tillsynsbegäran.docx
+++ b/tillsyn/A 58518-2022 tillsynsbegäran.docx
@@ -699,7 +699,7 @@
     <w:r>
       <w:tab/>
       <w:tab/>
-      <w:t>2026-10-24</w:t>
+      <w:t>2026-10-25</w:t>
       <w:br/>
       <w:br/>
     </w:r>

--- a/tillsyn/A 58518-2022 tillsynsbegäran.docx
+++ b/tillsyn/A 58518-2022 tillsynsbegäran.docx
@@ -699,7 +699,7 @@
     <w:r>
       <w:tab/>
       <w:tab/>
-      <w:t>2026-10-25</w:t>
+      <w:t>2026-10-26</w:t>
       <w:br/>
       <w:br/>
     </w:r>

--- a/tillsyn/A 58518-2022 tillsynsbegäran.docx
+++ b/tillsyn/A 58518-2022 tillsynsbegäran.docx
@@ -699,7 +699,7 @@
     <w:r>
       <w:tab/>
       <w:tab/>
-      <w:t>2026-10-26</w:t>
+      <w:t>2026-10-27</w:t>
       <w:br/>
       <w:br/>
     </w:r>

--- a/tillsyn/A 58518-2022 tillsynsbegäran.docx
+++ b/tillsyn/A 58518-2022 tillsynsbegäran.docx
@@ -699,7 +699,7 @@
     <w:r>
       <w:tab/>
       <w:tab/>
-      <w:t>2026-10-27</w:t>
+      <w:t>2026-10-28</w:t>
       <w:br/>
       <w:br/>
     </w:r>

--- a/tillsyn/A 58518-2022 tillsynsbegäran.docx
+++ b/tillsyn/A 58518-2022 tillsynsbegäran.docx
@@ -699,7 +699,7 @@
     <w:r>
       <w:tab/>
       <w:tab/>
-      <w:t>2026-10-28</w:t>
+      <w:t>2026-10-29</w:t>
       <w:br/>
       <w:br/>
     </w:r>

--- a/tillsyn/A 58518-2022 tillsynsbegäran.docx
+++ b/tillsyn/A 58518-2022 tillsynsbegäran.docx
@@ -699,7 +699,7 @@
     <w:r>
       <w:tab/>
       <w:tab/>
-      <w:t>2026-10-29</w:t>
+      <w:t>2026-10-31</w:t>
       <w:br/>
       <w:br/>
     </w:r>
